--- a/docs/산출물_20260904/05_WCS_운전_지침서.docx
+++ b/docs/산출물_20260904/05_WCS_운전_지침서.docx
@@ -286,7 +286,7 @@
               <w:rPr>
                 <w:sz w:val="18"/>
               </w:rPr>
-              <w:t>검토 반영</w:t>
+              <w:t>기타 수정</w:t>
             </w:r>
           </w:p>
         </w:tc>
@@ -2696,6 +2696,17 @@
         <w:t>메인 화면 각 위치에 표시할 문자를 작업번호 / 트랙번호 중에서 고른다.</w:t>
       </w:r>
     </w:p>
+    <w:p>
+      <w:r>
+        <w:rPr>
+          <w:b/>
+          <w:i w:val="0"/>
+          <w:sz w:val="20"/>
+        </w:rPr>
+        <w:t>화면</w:t>
+      </w:r>
+    </w:p>
+    <w:p/>
     <w:p/>
     <w:p>
       <w:pPr>
@@ -4574,6 +4585,17 @@
           <w:i w:val="0"/>
           <w:sz w:val="20"/>
         </w:rPr>
+        <w:t>화면</w:t>
+      </w:r>
+    </w:p>
+    <w:p/>
+    <w:p>
+      <w:r>
+        <w:rPr>
+          <w:b/>
+          <w:i w:val="0"/>
+          <w:sz w:val="20"/>
+        </w:rPr>
         <w:t>※ 특기사항</w:t>
       </w:r>
     </w:p>

--- a/docs/산출물_20260904/05_WCS_운전_지침서.docx
+++ b/docs/산출물_20260904/05_WCS_운전_지침서.docx
@@ -4691,7 +4691,7 @@
       <w:r>
         <w:drawing>
           <wp:inline xmlns:a="http://schemas.openxmlformats.org/drawingml/2006/main" xmlns:pic="http://schemas.openxmlformats.org/drawingml/2006/picture">
-            <wp:extent cx="6120000" cy="3308108"/>
+            <wp:extent cx="6120000" cy="4124108"/>
             <wp:docPr id="17" name="Picture 17"/>
             <wp:cNvGraphicFramePr>
               <a:graphicFrameLocks noChangeAspect="1"/>
@@ -4712,7 +4712,7 @@
                   <pic:spPr>
                     <a:xfrm>
                       <a:off x="0" y="0"/>
-                      <a:ext cx="6120000" cy="3308108"/>
+                      <a:ext cx="6120000" cy="4124108"/>
                     </a:xfrm>
                     <a:prstGeom prst="rect"/>
                   </pic:spPr>

--- a/docs/산출물_20260904/05_WCS_운전_지침서.docx
+++ b/docs/산출물_20260904/05_WCS_운전_지침서.docx
@@ -17,7 +17,7 @@
           <w:color w:val="666666"/>
           <w:sz w:val="32"/>
         </w:rPr>
-        <w:t>LG 생명과학 1동 자동창고</w:t>
+        <w:t>LG 화학 1동 자동창고</w:t>
       </w:r>
     </w:p>
     <w:p>

--- a/docs/산출물_20260904/05_WCS_운전_지침서.docx
+++ b/docs/산출물_20260904/05_WCS_운전_지침서.docx
@@ -5229,8 +5229,98 @@
           </w:p>
         </w:tc>
       </w:tr>
+      <w:tr>
+        <w:tc>
+          <w:tcPr>
+            <w:tcW w:type="dxa" w:w="3402"/>
+          </w:tcPr>
+          <w:p>
+            <w:r/>
+            <w:r>
+              <w:rPr>
+                <w:sz w:val="18"/>
+              </w:rPr>
+              <w:t>RGV/크레인이 화물을 든 채 목적지에서 내리지 못함</w:t>
+              <w:br/>
+              <w:t>(가이드 틀어짐 등 물리적 원인)</w:t>
+            </w:r>
+          </w:p>
+        </w:tc>
+        <w:tc>
+          <w:tcPr>
+            <w:tcW w:type="dxa" w:w="6236"/>
+          </w:tcPr>
+          <w:p>
+            <w:r/>
+            <w:r>
+              <w:rPr>
+                <w:sz w:val="18"/>
+              </w:rPr>
+              <w:t>★설비에서 사람이 푼다.★ WCS 에는 목적지를 바꾸거나 반송을 취소하는 수단이 없다(아래 참조). ① 설비 알람을 확인한다 ② 조작반에서 물리적 원인을 제거한다(가이드 정렬 등) ③ 알람을 해제하면 설비가 하역을 마치고 완료신호를 올린다 ④ 작업이 다음 단계로 진행되는지 작업정보에서 확인한다</w:t>
+            </w:r>
+          </w:p>
+        </w:tc>
+      </w:tr>
     </w:tbl>
     <w:p/>
+    <w:p>
+      <w:r>
+        <w:rPr>
+          <w:b/>
+          <w:i w:val="0"/>
+          <w:sz w:val="20"/>
+        </w:rPr>
+        <w:t>※ 설비가 목적지에서 하역하지 못하는 경우</w:t>
+      </w:r>
+    </w:p>
+    <w:p>
+      <w:pPr>
+        <w:pStyle w:val="ListBullet"/>
+        <w:ind w:left="624"/>
+      </w:pPr>
+      <w:r>
+        <w:rPr>
+          <w:sz w:val="20"/>
+        </w:rPr>
+        <w:t>WCS 는 반송 중인 설비에 "다른 곳에 내려라"(대체 목적지)나 "이 반송을 포기해라"(취소)를 지시할 수 없다. 설비 인터페이스에 해당 신호가 없기 때문이다 - 명령은 출발지/도착지/작업번호와 요청 스트로브뿐이다.</w:t>
+      </w:r>
+    </w:p>
+    <w:p>
+      <w:pPr>
+        <w:pStyle w:val="ListBullet"/>
+        <w:ind w:left="624"/>
+      </w:pPr>
+      <w:r>
+        <w:rPr>
+          <w:sz w:val="20"/>
+        </w:rPr>
+        <w:t>구 ECS 도 같았다. 대체 목적지 처리는 프레임워크에 정의만 있고 실제 로직은 없었으며, 구 EQP_TASK 는 일정 시간이 지나면 핸드셰이크를 리셋해 같은 자리에서 다시 시도하게 했을 뿐이다.</w:t>
+      </w:r>
+    </w:p>
+    <w:p>
+      <w:pPr>
+        <w:pStyle w:val="ListBullet"/>
+        <w:ind w:left="624"/>
+      </w:pPr>
+      <w:r>
+        <w:rPr>
+          <w:sz w:val="20"/>
+        </w:rPr>
+        <w:t>따라서 물리적 원인은 반드시 현장에서 제거해야 한다. 원인을 없애면 설비가 하던 반송을 그대로 마치고, 완료신호가 올라오면 WCS 가 정상적으로 다음 단계로 넘긴다.</w:t>
+      </w:r>
+    </w:p>
+    <w:p>
+      <w:pPr>
+        <w:pStyle w:val="ListBullet"/>
+        <w:ind w:left="624"/>
+      </w:pPr>
+      <w:r>
+        <w:rPr>
+          <w:sz w:val="20"/>
+        </w:rPr>
+        <w:t>해당 설비가 에러 상태인 동안 스케줄러는 그 설비에 새 지시를 내지 않는다. 다른 설비의 작업은 계속 진행되므로, 한 대가 멈춰도 전체가 서지는 않는다. 다만 S/C #1 은 입고·출고가 C/V#2(트랙 103/104) 한 라인을 함께 쓰므로 그 라인이 막히면 1호기 작업이 함께 대기한다.</w:t>
+      </w:r>
+    </w:p>
     <w:sectPr>
       <w:pgSz w:w="12240" w:h="15840"/>
       <w:pgMar w:top="1134" w:right="1134" w:bottom="1134" w:left="1134" w:header="720" w:footer="720" w:gutter="0"/>

--- a/docs/산출물_20260904/05_WCS_운전_지침서.docx
+++ b/docs/산출물_20260904/05_WCS_운전_지침서.docx
@@ -4373,6 +4373,40 @@
         </w:drawing>
       </w:r>
     </w:p>
+    <w:p>
+      <w:r>
+        <w:rPr>
+          <w:b/>
+          <w:i w:val="0"/>
+          <w:sz w:val="20"/>
+        </w:rPr>
+        <w:t>※ 특기사항</w:t>
+      </w:r>
+    </w:p>
+    <w:p>
+      <w:pPr>
+        <w:pStyle w:val="ListBullet"/>
+        <w:ind w:left="624"/>
+      </w:pPr>
+      <w:r>
+        <w:rPr>
+          <w:sz w:val="20"/>
+        </w:rPr>
+        <w:t>[작업 적기] 는 그 트랙에 작업번호·도착지를 써 넣는다. 설비의 PLC 트래킹(R영역)에도 함께 기록되므로, 설비에 놓여 있는데 시스템이 모르는 화물을 인수시킬 때 쓴다.</w:t>
+      </w:r>
+    </w:p>
+    <w:p>
+      <w:pPr>
+        <w:pStyle w:val="ListBullet"/>
+        <w:ind w:left="624"/>
+      </w:pPr>
+      <w:r>
+        <w:rPr>
+          <w:sz w:val="20"/>
+        </w:rPr>
+        <w:t>예외 처리 그룹의 [H/S 배출] 은 출고 H/S 에 놓인 작업 없는 화물을 출고대로 내보낸다. 비상 확인창이 뜨며, 반자동 출고 작업을 만들어 상위 보고 없이 처리한다(아래 예외 처리 참조).</w:t>
+      </w:r>
+    </w:p>
     <w:p/>
     <w:p>
       <w:pPr>
@@ -5261,6 +5295,38 @@
           </w:p>
         </w:tc>
       </w:tr>
+      <w:tr>
+        <w:tc>
+          <w:tcPr>
+            <w:tcW w:type="dxa" w:w="3402"/>
+          </w:tcPr>
+          <w:p>
+            <w:r/>
+            <w:r>
+              <w:rPr>
+                <w:sz w:val="18"/>
+              </w:rPr>
+              <w:t>크레인이 화물을 든 채 멈춰 수동조작으로 출고 H/S 에 내려놓음</w:t>
+              <w:br/>
+              <w:t>(그 화물에는 작업번호가 없다)</w:t>
+            </w:r>
+          </w:p>
+        </w:tc>
+        <w:tc>
+          <w:tcPr>
+            <w:tcW w:type="dxa" w:w="6236"/>
+          </w:tcPr>
+          <w:p>
+            <w:r/>
+            <w:r>
+              <w:rPr>
+                <w:sz w:val="18"/>
+              </w:rPr>
+              <w:t>C/V 상태창에서 그 트랙을 열고 예외 처리 그룹의 ★[H/S 배출]★ 을 누른다. 반자동 출고 작업이 생성되고 설비에 작업번호가 기록되어 화물이 출고대로 나간다. 상위(WMS)로는 보고하지 않으며 완료 시 작업은 삭제된다. ★그 자리에 두면 그 호기의 후속 작업이 전부 대기하므로 즉시 뺀다.★</w:t>
+            </w:r>
+          </w:p>
+        </w:tc>
+      </w:tr>
     </w:tbl>
     <w:p/>
     <w:p>
@@ -5319,6 +5385,600 @@
           <w:sz w:val="20"/>
         </w:rPr>
         <w:t>해당 설비가 에러 상태인 동안 스케줄러는 그 설비에 새 지시를 내지 않는다. 다른 설비의 작업은 계속 진행되므로, 한 대가 멈춰도 전체가 서지는 않는다. 다만 S/C #1 은 입고·출고가 C/V#2(트랙 103/104) 한 라인을 함께 쓰므로 그 라인이 막히면 1호기 작업이 함께 대기한다.</w:t>
+      </w:r>
+    </w:p>
+    <w:p>
+      <w:r>
+        <w:rPr>
+          <w:b/>
+          <w:i w:val="0"/>
+          <w:sz w:val="20"/>
+        </w:rPr>
+        <w:t>※ H/S 배출 - 크레인이 든 화물을 수동으로 내려놓은 뒤</w:t>
+      </w:r>
+    </w:p>
+    <w:p>
+      <w:pPr>
+        <w:ind w:left="170"/>
+      </w:pPr>
+      <w:r>
+        <w:rPr>
+          <w:b w:val="0"/>
+          <w:i w:val="0"/>
+          <w:sz w:val="20"/>
+        </w:rPr>
+        <w:t>크레인이 입·출고 중 오류로 화물을 든 채 멈추면, 운전원이 크레인 수동조작으로 화물을 출고 H/S 에 내려놓아 크레인을 먼저 살린다. 이때 내려놓은 화물에는 작업번호가 없어 WCS 가 그 화물의 존재는 알아도(파렛트 감지) 누구의 것인지 모른다. [H/S 배출] 은 그 화물에 배출용 작업번호를 붙여 출고대까지 내보내는 기능이다.</w:t>
+      </w:r>
+    </w:p>
+    <w:tbl>
+      <w:tblPr>
+        <w:tblStyle w:val="TableGrid"/>
+        <w:tblW w:type="auto" w:w="0"/>
+        <w:jc w:val="center"/>
+        <w:tblLook w:firstColumn="1" w:firstRow="1" w:lastColumn="0" w:lastRow="0" w:noHBand="0" w:noVBand="1" w:val="04A0"/>
+      </w:tblPr>
+      <w:tblGrid>
+        <w:gridCol w:w="4986"/>
+        <w:gridCol w:w="4986"/>
+      </w:tblGrid>
+      <w:tr>
+        <w:tc>
+          <w:tcPr>
+            <w:tcW w:type="dxa" w:w="1134"/>
+            <w:shd w:val="clear" w:color="auto" w:fill="1E2761"/>
+          </w:tcPr>
+          <w:p>
+            <w:pPr>
+              <w:jc w:val="center"/>
+            </w:pPr>
+            <w:r/>
+            <w:r>
+              <w:rPr>
+                <w:b/>
+                <w:color w:val="FFFFFF"/>
+                <w:sz w:val="18"/>
+              </w:rPr>
+              <w:t>단계</w:t>
+            </w:r>
+          </w:p>
+        </w:tc>
+        <w:tc>
+          <w:tcPr>
+            <w:tcW w:type="dxa" w:w="8504"/>
+            <w:shd w:val="clear" w:color="auto" w:fill="1E2761"/>
+          </w:tcPr>
+          <w:p>
+            <w:pPr>
+              <w:jc w:val="center"/>
+            </w:pPr>
+            <w:r/>
+            <w:r>
+              <w:rPr>
+                <w:b/>
+                <w:color w:val="FFFFFF"/>
+                <w:sz w:val="18"/>
+              </w:rPr>
+              <w:t>조작</w:t>
+            </w:r>
+          </w:p>
+        </w:tc>
+      </w:tr>
+      <w:tr>
+        <w:tc>
+          <w:tcPr>
+            <w:tcW w:type="dxa" w:w="1134"/>
+          </w:tcPr>
+          <w:p>
+            <w:r/>
+            <w:r>
+              <w:rPr>
+                <w:sz w:val="18"/>
+              </w:rPr>
+              <w:t>1</w:t>
+            </w:r>
+          </w:p>
+        </w:tc>
+        <w:tc>
+          <w:tcPr>
+            <w:tcW w:type="dxa" w:w="8504"/>
+          </w:tcPr>
+          <w:p>
+            <w:r/>
+            <w:r>
+              <w:rPr>
+                <w:sz w:val="18"/>
+              </w:rPr>
+              <w:t>크레인 수동조작으로 화물을 출고 H/S 에 내려놓는다(호기별 트랙은 아래 표).</w:t>
+            </w:r>
+          </w:p>
+        </w:tc>
+      </w:tr>
+      <w:tr>
+        <w:tc>
+          <w:tcPr>
+            <w:tcW w:type="dxa" w:w="1134"/>
+          </w:tcPr>
+          <w:p>
+            <w:r/>
+            <w:r>
+              <w:rPr>
+                <w:sz w:val="18"/>
+              </w:rPr>
+              <w:t>2</w:t>
+            </w:r>
+          </w:p>
+        </w:tc>
+        <w:tc>
+          <w:tcPr>
+            <w:tcW w:type="dxa" w:w="8504"/>
+          </w:tcPr>
+          <w:p>
+            <w:r/>
+            <w:r>
+              <w:rPr>
+                <w:sz w:val="18"/>
+              </w:rPr>
+              <w:t>메인 화면에서 그 컨베이어를 눌러 C/V 상태창을 열고, 대상 트랙을 선택한다.</w:t>
+            </w:r>
+          </w:p>
+        </w:tc>
+      </w:tr>
+      <w:tr>
+        <w:tc>
+          <w:tcPr>
+            <w:tcW w:type="dxa" w:w="1134"/>
+          </w:tcPr>
+          <w:p>
+            <w:r/>
+            <w:r>
+              <w:rPr>
+                <w:sz w:val="18"/>
+              </w:rPr>
+              <w:t>3</w:t>
+            </w:r>
+          </w:p>
+        </w:tc>
+        <w:tc>
+          <w:tcPr>
+            <w:tcW w:type="dxa" w:w="8504"/>
+          </w:tcPr>
+          <w:p>
+            <w:r/>
+            <w:r>
+              <w:rPr>
+                <w:sz w:val="18"/>
+              </w:rPr>
+              <w:t>(선택) DEST POS 에서 출고대를 고른다. 고르지 않으면 26 출고대(126)로 나간다.</w:t>
+            </w:r>
+          </w:p>
+        </w:tc>
+      </w:tr>
+      <w:tr>
+        <w:tc>
+          <w:tcPr>
+            <w:tcW w:type="dxa" w:w="1134"/>
+          </w:tcPr>
+          <w:p>
+            <w:r/>
+            <w:r>
+              <w:rPr>
+                <w:sz w:val="18"/>
+              </w:rPr>
+              <w:t>4</w:t>
+            </w:r>
+          </w:p>
+        </w:tc>
+        <w:tc>
+          <w:tcPr>
+            <w:tcW w:type="dxa" w:w="8504"/>
+          </w:tcPr>
+          <w:p>
+            <w:r/>
+            <w:r>
+              <w:rPr>
+                <w:sz w:val="18"/>
+              </w:rPr>
+              <w:t>예외 처리 그룹의 [H/S 배출] 을 누르고 확인창에서 [예] 를 선택한다.</w:t>
+            </w:r>
+          </w:p>
+        </w:tc>
+      </w:tr>
+      <w:tr>
+        <w:tc>
+          <w:tcPr>
+            <w:tcW w:type="dxa" w:w="1134"/>
+          </w:tcPr>
+          <w:p>
+            <w:r/>
+            <w:r>
+              <w:rPr>
+                <w:sz w:val="18"/>
+              </w:rPr>
+              <w:t>5</w:t>
+            </w:r>
+          </w:p>
+        </w:tc>
+        <w:tc>
+          <w:tcPr>
+            <w:tcW w:type="dxa" w:w="8504"/>
+          </w:tcPr>
+          <w:p>
+            <w:r/>
+            <w:r>
+              <w:rPr>
+                <w:sz w:val="18"/>
+              </w:rPr>
+              <w:t>작업정보에서 생성된 작업(9xxx)이 출고대까지 진행되는지 확인한다.</w:t>
+            </w:r>
+          </w:p>
+        </w:tc>
+      </w:tr>
+    </w:tbl>
+    <w:p/>
+    <w:p>
+      <w:r>
+        <w:rPr>
+          <w:b/>
+          <w:i w:val="0"/>
+          <w:sz w:val="20"/>
+        </w:rPr>
+        <w:t>호기별 출고 H/S 트랙</w:t>
+      </w:r>
+    </w:p>
+    <w:tbl>
+      <w:tblPr>
+        <w:tblStyle w:val="TableGrid"/>
+        <w:tblW w:type="auto" w:w="0"/>
+        <w:jc w:val="center"/>
+        <w:tblLook w:firstColumn="1" w:firstRow="1" w:lastColumn="0" w:lastRow="0" w:noHBand="0" w:noVBand="1" w:val="04A0"/>
+      </w:tblPr>
+      <w:tblGrid>
+        <w:gridCol w:w="3324"/>
+        <w:gridCol w:w="3324"/>
+        <w:gridCol w:w="3324"/>
+      </w:tblGrid>
+      <w:tr>
+        <w:tc>
+          <w:tcPr>
+            <w:tcW w:type="dxa" w:w="2835"/>
+            <w:shd w:val="clear" w:color="auto" w:fill="1E2761"/>
+          </w:tcPr>
+          <w:p>
+            <w:pPr>
+              <w:jc w:val="center"/>
+            </w:pPr>
+            <w:r/>
+            <w:r>
+              <w:rPr>
+                <w:b/>
+                <w:color w:val="FFFFFF"/>
+                <w:sz w:val="18"/>
+              </w:rPr>
+              <w:t>크레인</w:t>
+            </w:r>
+          </w:p>
+        </w:tc>
+        <w:tc>
+          <w:tcPr>
+            <w:tcW w:type="dxa" w:w="3402"/>
+            <w:shd w:val="clear" w:color="auto" w:fill="1E2761"/>
+          </w:tcPr>
+          <w:p>
+            <w:pPr>
+              <w:jc w:val="center"/>
+            </w:pPr>
+            <w:r/>
+            <w:r>
+              <w:rPr>
+                <w:b/>
+                <w:color w:val="FFFFFF"/>
+                <w:sz w:val="18"/>
+              </w:rPr>
+              <w:t>크레인 하역 트랙</w:t>
+            </w:r>
+          </w:p>
+        </w:tc>
+        <w:tc>
+          <w:tcPr>
+            <w:tcW w:type="dxa" w:w="3402"/>
+            <w:shd w:val="clear" w:color="auto" w:fill="1E2761"/>
+          </w:tcPr>
+          <w:p>
+            <w:pPr>
+              <w:jc w:val="center"/>
+            </w:pPr>
+            <w:r/>
+            <w:r>
+              <w:rPr>
+                <w:b/>
+                <w:color w:val="FFFFFF"/>
+                <w:sz w:val="18"/>
+              </w:rPr>
+              <w:t>RGV 픽업 트랙</w:t>
+            </w:r>
+          </w:p>
+        </w:tc>
+      </w:tr>
+      <w:tr>
+        <w:tc>
+          <w:tcPr>
+            <w:tcW w:type="dxa" w:w="2835"/>
+          </w:tcPr>
+          <w:p>
+            <w:r/>
+            <w:r>
+              <w:rPr>
+                <w:sz w:val="18"/>
+              </w:rPr>
+              <w:t>S/C #1 (901)</w:t>
+            </w:r>
+          </w:p>
+        </w:tc>
+        <w:tc>
+          <w:tcPr>
+            <w:tcW w:type="dxa" w:w="3402"/>
+          </w:tcPr>
+          <w:p>
+            <w:r/>
+            <w:r>
+              <w:rPr>
+                <w:sz w:val="18"/>
+              </w:rPr>
+              <w:t>104</w:t>
+            </w:r>
+          </w:p>
+        </w:tc>
+        <w:tc>
+          <w:tcPr>
+            <w:tcW w:type="dxa" w:w="3402"/>
+          </w:tcPr>
+          <w:p>
+            <w:r/>
+            <w:r>
+              <w:rPr>
+                <w:sz w:val="18"/>
+              </w:rPr>
+              <w:t>103</w:t>
+            </w:r>
+          </w:p>
+        </w:tc>
+      </w:tr>
+      <w:tr>
+        <w:tc>
+          <w:tcPr>
+            <w:tcW w:type="dxa" w:w="2835"/>
+          </w:tcPr>
+          <w:p>
+            <w:r/>
+            <w:r>
+              <w:rPr>
+                <w:sz w:val="18"/>
+              </w:rPr>
+              <w:t>S/C #2 (902)</w:t>
+            </w:r>
+          </w:p>
+        </w:tc>
+        <w:tc>
+          <w:tcPr>
+            <w:tcW w:type="dxa" w:w="3402"/>
+          </w:tcPr>
+          <w:p>
+            <w:r/>
+            <w:r>
+              <w:rPr>
+                <w:sz w:val="18"/>
+              </w:rPr>
+              <w:t>106</w:t>
+            </w:r>
+          </w:p>
+        </w:tc>
+        <w:tc>
+          <w:tcPr>
+            <w:tcW w:type="dxa" w:w="3402"/>
+          </w:tcPr>
+          <w:p>
+            <w:r/>
+            <w:r>
+              <w:rPr>
+                <w:sz w:val="18"/>
+              </w:rPr>
+              <w:t>105</w:t>
+            </w:r>
+          </w:p>
+        </w:tc>
+      </w:tr>
+      <w:tr>
+        <w:tc>
+          <w:tcPr>
+            <w:tcW w:type="dxa" w:w="2835"/>
+          </w:tcPr>
+          <w:p>
+            <w:r/>
+            <w:r>
+              <w:rPr>
+                <w:sz w:val="18"/>
+              </w:rPr>
+              <w:t>S/C #3 (903)</w:t>
+            </w:r>
+          </w:p>
+        </w:tc>
+        <w:tc>
+          <w:tcPr>
+            <w:tcW w:type="dxa" w:w="3402"/>
+          </w:tcPr>
+          <w:p>
+            <w:r/>
+            <w:r>
+              <w:rPr>
+                <w:sz w:val="18"/>
+              </w:rPr>
+              <w:t>110</w:t>
+            </w:r>
+          </w:p>
+        </w:tc>
+        <w:tc>
+          <w:tcPr>
+            <w:tcW w:type="dxa" w:w="3402"/>
+          </w:tcPr>
+          <w:p>
+            <w:r/>
+            <w:r>
+              <w:rPr>
+                <w:sz w:val="18"/>
+              </w:rPr>
+              <w:t>109</w:t>
+            </w:r>
+          </w:p>
+        </w:tc>
+      </w:tr>
+      <w:tr>
+        <w:tc>
+          <w:tcPr>
+            <w:tcW w:type="dxa" w:w="2835"/>
+          </w:tcPr>
+          <w:p>
+            <w:r/>
+            <w:r>
+              <w:rPr>
+                <w:sz w:val="18"/>
+              </w:rPr>
+              <w:t>S/C #4 (904)</w:t>
+            </w:r>
+          </w:p>
+        </w:tc>
+        <w:tc>
+          <w:tcPr>
+            <w:tcW w:type="dxa" w:w="3402"/>
+          </w:tcPr>
+          <w:p>
+            <w:r/>
+            <w:r>
+              <w:rPr>
+                <w:sz w:val="18"/>
+              </w:rPr>
+              <w:t>114</w:t>
+            </w:r>
+          </w:p>
+        </w:tc>
+        <w:tc>
+          <w:tcPr>
+            <w:tcW w:type="dxa" w:w="3402"/>
+          </w:tcPr>
+          <w:p>
+            <w:r/>
+            <w:r>
+              <w:rPr>
+                <w:sz w:val="18"/>
+              </w:rPr>
+              <w:t>113</w:t>
+            </w:r>
+          </w:p>
+        </w:tc>
+      </w:tr>
+      <w:tr>
+        <w:tc>
+          <w:tcPr>
+            <w:tcW w:type="dxa" w:w="2835"/>
+          </w:tcPr>
+          <w:p>
+            <w:r/>
+            <w:r>
+              <w:rPr>
+                <w:sz w:val="18"/>
+              </w:rPr>
+              <w:t>S/C #5 (905)</w:t>
+            </w:r>
+          </w:p>
+        </w:tc>
+        <w:tc>
+          <w:tcPr>
+            <w:tcW w:type="dxa" w:w="3402"/>
+          </w:tcPr>
+          <w:p>
+            <w:r/>
+            <w:r>
+              <w:rPr>
+                <w:sz w:val="18"/>
+              </w:rPr>
+              <w:t>118</w:t>
+            </w:r>
+          </w:p>
+        </w:tc>
+        <w:tc>
+          <w:tcPr>
+            <w:tcW w:type="dxa" w:w="3402"/>
+          </w:tcPr>
+          <w:p>
+            <w:r/>
+            <w:r>
+              <w:rPr>
+                <w:sz w:val="18"/>
+              </w:rPr>
+              <w:t>117</w:t>
+            </w:r>
+          </w:p>
+        </w:tc>
+      </w:tr>
+    </w:tbl>
+    <w:p/>
+    <w:p>
+      <w:pPr>
+        <w:pStyle w:val="ListBullet"/>
+        <w:ind w:left="624"/>
+      </w:pPr>
+      <w:r>
+        <w:rPr>
+          <w:sz w:val="20"/>
+        </w:rPr>
+        <w:t>두 트랙 어느 쪽에서든 누를 수 있다. 화물이 이미 RGV 픽업측으로 넘어간 뒤일 수 있기 때문이다.</w:t>
+      </w:r>
+    </w:p>
+    <w:p>
+      <w:pPr>
+        <w:pStyle w:val="ListBullet"/>
+        <w:ind w:left="624"/>
+      </w:pPr>
+      <w:r>
+        <w:rPr>
+          <w:sz w:val="20"/>
+        </w:rPr>
+        <w:t>화물이 감지되지 않은 트랙, 출고 H/S 가 아닌 트랙, 이미 진행 중인 작업의 화물에는 동작하지 않는다 (그런 화물은 제 작업이 스스로 빼낸다).</w:t>
+      </w:r>
+    </w:p>
+    <w:p>
+      <w:pPr>
+        <w:pStyle w:val="ListBullet"/>
+        <w:ind w:left="624"/>
+      </w:pPr>
+      <w:r>
+        <w:rPr>
+          <w:sz w:val="20"/>
+        </w:rPr>
+        <w:t>만들어지는 작업은 ★반자동 출고★ 다. 상위(WMS)로 보고하지 않고 완료 시 삭제되므로 상위 재고에 영향을 주지 않는다. 재고 정리는 상위에서 별도로 한다.</w:t>
+      </w:r>
+    </w:p>
+    <w:p>
+      <w:pPr>
+        <w:pStyle w:val="ListBullet"/>
+        <w:ind w:left="624"/>
+      </w:pPr>
+      <w:r>
+        <w:rPr>
+          <w:sz w:val="20"/>
+        </w:rPr>
+        <w:t>S/C #1 라인(C/V#2 = 103/104)은 입고·출고 겸용이라 배출과 함께 방향을 출고로 바꾼다.</w:t>
+      </w:r>
+    </w:p>
+    <w:p>
+      <w:pPr>
+        <w:pStyle w:val="ListBullet"/>
+        <w:ind w:left="624"/>
+      </w:pPr>
+      <w:r>
+        <w:rPr>
+          <w:sz w:val="20"/>
+        </w:rPr>
+        <w:t>★즉시 빼야 한다.★ 출고 H/S 에 남은 화물은 라인 진입 가드에 걸려 그 호기의 후속 작업을 전부 세운다. S/C #1 은 입고까지 함께 선다.</w:t>
       </w:r>
     </w:p>
     <w:sectPr>

--- a/docs/산출물_20260904/05_WCS_운전_지침서.docx
+++ b/docs/산출물_20260904/05_WCS_운전_지침서.docx
@@ -5942,6 +5942,18 @@
         <w:rPr>
           <w:sz w:val="20"/>
         </w:rPr>
+        <w:t>★[H/S 배출] 은 조건이 맞지 않으면 눌리지 않는다(비활성).★ 출고 H/S 가 아닌 트랙에서는 항상 비활성이고, S/C #1 라인(C/V#2 = 103/104)은 ★출고 모드일 때만★ 활성이다. 입고 모드에서는 이송이 크레인 쪽으로 흘러 화물이 RGV 측으로 나가지 못하므로, 먼저 방향을 출고로 바꿔야 한다(대화상자 상태 그룹의 [출고/입고 모드] 로 확인).</w:t>
+      </w:r>
+    </w:p>
+    <w:p>
+      <w:pPr>
+        <w:pStyle w:val="ListBullet"/>
+        <w:ind w:left="624"/>
+      </w:pPr>
+      <w:r>
+        <w:rPr>
+          <w:sz w:val="20"/>
+        </w:rPr>
         <w:t>화물이 감지되지 않은 트랙, 출고 H/S 가 아닌 트랙, 이미 진행 중인 작업의 화물에는 동작하지 않는다 (그런 화물은 제 작업이 스스로 빼낸다).</w:t>
       </w:r>
     </w:p>

--- a/docs/산출물_20260904/05_WCS_운전_지침서.docx
+++ b/docs/산출물_20260904/05_WCS_운전_지침서.docx
@@ -5138,7 +5138,7 @@
               <w:rPr>
                 <w:sz w:val="18"/>
               </w:rPr>
-              <w:t>RTV 상태창 [지시 삭제] (요청 플래그까지 비움) → 스케줄러가 다음 지시를 낸다</w:t>
+              <w:t>RTV 상태창 [지시 재전송] 으로 같은 지시를 다시 보낸다. ★설비에 이미 넘어간 반송지시를 취소하는 수단은 없다★ - 설비 인터페이스에 취소 신호가 없기 때문이다(구 ECS 도 같다). 설비가 받지 못한 상태면 재전송으로 풀리고, 이미 시작했다면 끝날 때까지 기다린다</w:t>
             </w:r>
           </w:p>
         </w:tc>
@@ -5168,7 +5168,7 @@
               <w:rPr>
                 <w:sz w:val="18"/>
               </w:rPr>
-              <w:t>스케줄러 지시가 살아 있는 상태. 필요하면 설비 대화상자 [지시 삭제] 후 재시도</w:t>
+              <w:t>스케줄러 지시가 살아 있는 상태다. 그 지시가 끝나기를 기다렸다가 재시도한다(설비에 넘어간 지시는 취소할 수 없다)</w:t>
             </w:r>
           </w:p>
         </w:tc>

--- a/docs/산출물_20260904/05_WCS_운전_지침서.docx
+++ b/docs/산출물_20260904/05_WCS_운전_지침서.docx
@@ -5327,6 +5327,36 @@
           </w:p>
         </w:tc>
       </w:tr>
+      <w:tr>
+        <w:tc>
+          <w:tcPr>
+            <w:tcW w:type="dxa" w:w="3402"/>
+          </w:tcPr>
+          <w:p>
+            <w:r/>
+            <w:r>
+              <w:rPr>
+                <w:sz w:val="18"/>
+              </w:rPr>
+              <w:t>설비(S/C·RGV)가 반송 중 멈춰, 운전원이 화물을 목적지에 손으로 옮겨 놓음</w:t>
+            </w:r>
+          </w:p>
+        </w:tc>
+        <w:tc>
+          <w:tcPr>
+            <w:tcW w:type="dxa" w:w="6236"/>
+          </w:tcPr>
+          <w:p>
+            <w:r/>
+            <w:r>
+              <w:rPr>
+                <w:sz w:val="18"/>
+              </w:rPr>
+              <w:t>해당 설비 대화상자의 ★[강제완료]★ 를 누른다. 그 설비 단계를 완료로 처리하고 다음 스텝부터 정상 흐름을 탄다. 출고 S/C 는 H/S 화물에 작업번호를 함께 찍고, RGV 는 도착트랙에 자동으로 찍힌다. 설비가 아직 화물을 들고 있으면 처리되지 않는다(먼저 내려놓아야 한다)</w:t>
+            </w:r>
+          </w:p>
+        </w:tc>
+      </w:tr>
     </w:tbl>
     <w:p/>
     <w:p>
@@ -5993,6 +6023,285 @@
         <w:t>★즉시 빼야 한다.★ 출고 H/S 에 남은 화물은 라인 진입 가드에 걸려 그 호기의 후속 작업을 전부 세운다. S/C #1 은 입고까지 함께 선다.</w:t>
       </w:r>
     </w:p>
+    <w:p>
+      <w:r>
+        <w:rPr>
+          <w:b/>
+          <w:i w:val="0"/>
+          <w:sz w:val="20"/>
+        </w:rPr>
+        <w:t>※ 강제완료 - 설비가 못 한 일을 사람이 대신하고 다음 스텝을 잇는다</w:t>
+      </w:r>
+    </w:p>
+    <w:p>
+      <w:pPr>
+        <w:ind w:left="170"/>
+      </w:pPr>
+      <w:r>
+        <w:rPr>
+          <w:b w:val="0"/>
+          <w:i w:val="0"/>
+          <w:sz w:val="20"/>
+        </w:rPr>
+        <w:t>설비가 반송 중 이상으로 멈췄을 때, 운전원이 화물을 ★설비가 놓아야 할 자리에★ 손으로 옮겨 놓은 뒤 "그 설비 단계는 끝난 것으로 하라"고 알리는 조작이다. PLC 에 무엇을 시키는 것이 아니라 WCS 의 작업 상태만 다음 단계로 넘기는 것이라, 설비 인터페이스에 신호가 없어도 성립한다.</w:t>
+      </w:r>
+    </w:p>
+    <w:tbl>
+      <w:tblPr>
+        <w:tblStyle w:val="TableGrid"/>
+        <w:tblW w:type="auto" w:w="0"/>
+        <w:jc w:val="center"/>
+        <w:tblLook w:firstColumn="1" w:firstRow="1" w:lastColumn="0" w:lastRow="0" w:noHBand="0" w:noVBand="1" w:val="04A0"/>
+      </w:tblPr>
+      <w:tblGrid>
+        <w:gridCol w:w="3324"/>
+        <w:gridCol w:w="3324"/>
+        <w:gridCol w:w="3324"/>
+      </w:tblGrid>
+      <w:tr>
+        <w:tc>
+          <w:tcPr>
+            <w:tcW w:type="dxa" w:w="1984"/>
+            <w:shd w:val="clear" w:color="auto" w:fill="1E2761"/>
+          </w:tcPr>
+          <w:p>
+            <w:pPr>
+              <w:jc w:val="center"/>
+            </w:pPr>
+            <w:r/>
+            <w:r>
+              <w:rPr>
+                <w:b/>
+                <w:color w:val="FFFFFF"/>
+                <w:sz w:val="18"/>
+              </w:rPr>
+              <w:t>상황</w:t>
+            </w:r>
+          </w:p>
+        </w:tc>
+        <w:tc>
+          <w:tcPr>
+            <w:tcW w:type="dxa" w:w="3118"/>
+            <w:shd w:val="clear" w:color="auto" w:fill="1E2761"/>
+          </w:tcPr>
+          <w:p>
+            <w:pPr>
+              <w:jc w:val="center"/>
+            </w:pPr>
+            <w:r/>
+            <w:r>
+              <w:rPr>
+                <w:b/>
+                <w:color w:val="FFFFFF"/>
+                <w:sz w:val="18"/>
+              </w:rPr>
+              <w:t>사람이 하는 일</w:t>
+            </w:r>
+          </w:p>
+        </w:tc>
+        <w:tc>
+          <w:tcPr>
+            <w:tcW w:type="dxa" w:w="4535"/>
+            <w:shd w:val="clear" w:color="auto" w:fill="1E2761"/>
+          </w:tcPr>
+          <w:p>
+            <w:pPr>
+              <w:jc w:val="center"/>
+            </w:pPr>
+            <w:r/>
+            <w:r>
+              <w:rPr>
+                <w:b/>
+                <w:color w:val="FFFFFF"/>
+                <w:sz w:val="18"/>
+              </w:rPr>
+              <w:t>[강제완료] 가 하는 일</w:t>
+            </w:r>
+          </w:p>
+        </w:tc>
+      </w:tr>
+      <w:tr>
+        <w:tc>
+          <w:tcPr>
+            <w:tcW w:type="dxa" w:w="1984"/>
+          </w:tcPr>
+          <w:p>
+            <w:r/>
+            <w:r>
+              <w:rPr>
+                <w:sz w:val="18"/>
+              </w:rPr>
+              <w:t>S/C 입고 중 멈춤</w:t>
+            </w:r>
+          </w:p>
+        </w:tc>
+        <w:tc>
+          <w:tcPr>
+            <w:tcW w:type="dxa" w:w="3118"/>
+          </w:tcPr>
+          <w:p>
+            <w:r/>
+            <w:r>
+              <w:rPr>
+                <w:sz w:val="18"/>
+              </w:rPr>
+              <w:t>원래 넣으려던 셀에 화물을 넣는다</w:t>
+            </w:r>
+          </w:p>
+        </w:tc>
+        <w:tc>
+          <w:tcPr>
+            <w:tcW w:type="dxa" w:w="4535"/>
+          </w:tcPr>
+          <w:p>
+            <w:r/>
+            <w:r>
+              <w:rPr>
+                <w:sz w:val="18"/>
+              </w:rPr>
+              <w:t>작업 25 → 29(입고 최종). 자동이면 상위에 완료(F) 보고, 반자동이면 작업 삭제</w:t>
+            </w:r>
+          </w:p>
+        </w:tc>
+      </w:tr>
+      <w:tr>
+        <w:tc>
+          <w:tcPr>
+            <w:tcW w:type="dxa" w:w="1984"/>
+          </w:tcPr>
+          <w:p>
+            <w:r/>
+            <w:r>
+              <w:rPr>
+                <w:sz w:val="18"/>
+              </w:rPr>
+              <w:t>S/C 출고 중 멈춤</w:t>
+            </w:r>
+          </w:p>
+        </w:tc>
+        <w:tc>
+          <w:tcPr>
+            <w:tcW w:type="dxa" w:w="3118"/>
+          </w:tcPr>
+          <w:p>
+            <w:r/>
+            <w:r>
+              <w:rPr>
+                <w:sz w:val="18"/>
+              </w:rPr>
+              <w:t>출고 H/S 에 화물을 내려놓는다</w:t>
+            </w:r>
+          </w:p>
+        </w:tc>
+        <w:tc>
+          <w:tcPr>
+            <w:tcW w:type="dxa" w:w="4535"/>
+          </w:tcPr>
+          <w:p>
+            <w:r/>
+            <w:r>
+              <w:rPr>
+                <w:sz w:val="18"/>
+              </w:rPr>
+              <w:t>H/S 트랙의 화물에 작업번호를 찍고 25 → 29 → 15. 이후 RGV·출고대까지 정상 진행</w:t>
+            </w:r>
+          </w:p>
+        </w:tc>
+      </w:tr>
+      <w:tr>
+        <w:tc>
+          <w:tcPr>
+            <w:tcW w:type="dxa" w:w="1984"/>
+          </w:tcPr>
+          <w:p>
+            <w:r/>
+            <w:r>
+              <w:rPr>
+                <w:sz w:val="18"/>
+              </w:rPr>
+              <w:t>RGV 반송 중 멈춤</w:t>
+            </w:r>
+          </w:p>
+        </w:tc>
+        <w:tc>
+          <w:tcPr>
+            <w:tcW w:type="dxa" w:w="3118"/>
+          </w:tcPr>
+          <w:p>
+            <w:r/>
+            <w:r>
+              <w:rPr>
+                <w:sz w:val="18"/>
+              </w:rPr>
+              <w:t>도착트랙에 화물을 내려놓는다</w:t>
+            </w:r>
+          </w:p>
+        </w:tc>
+        <w:tc>
+          <w:tcPr>
+            <w:tcW w:type="dxa" w:w="4535"/>
+          </w:tcPr>
+          <w:p>
+            <w:r/>
+            <w:r>
+              <w:rPr>
+                <w:sz w:val="18"/>
+              </w:rPr>
+              <w:t>작업 35 → 39. 도착트랙의 화물에 작업번호가 자동으로 찍히고 15 로 이어진다</w:t>
+            </w:r>
+          </w:p>
+        </w:tc>
+      </w:tr>
+    </w:tbl>
+    <w:p/>
+    <w:p>
+      <w:pPr>
+        <w:pStyle w:val="ListBullet"/>
+        <w:ind w:left="624"/>
+      </w:pPr>
+      <w:r>
+        <w:rPr>
+          <w:sz w:val="20"/>
+        </w:rPr>
+        <w:t>설비가 ★아직 화물을 들고 있으면 처리되지 않는다.★ 사람이 이미 내려놓았다는 것이 이 조작의 전제이고, 든 채로 완료시키면 그 화물을 아무도 추적하지 못한다. 요청은 남아 있다가 화물이 빠지면 자동으로 처리된다.</w:t>
+      </w:r>
+    </w:p>
+    <w:p>
+      <w:pPr>
+        <w:pStyle w:val="ListBullet"/>
+        <w:ind w:left="624"/>
+      </w:pPr>
+      <w:r>
+        <w:rPr>
+          <w:sz w:val="20"/>
+        </w:rPr>
+        <w:t>출고 S/C 강제완료는 H/S 화물에 작업번호를 함께 찍는다. 따로 [작업 적기] 를 할 필요가 없다. 화물을 못 찾으면 그 사유가 로그에 남으니, 위치를 확인하고 C/V 상태창 [작업 적기] 로 직접 기록한다.</w:t>
+      </w:r>
+    </w:p>
+    <w:p>
+      <w:pPr>
+        <w:pStyle w:val="ListBullet"/>
+        <w:ind w:left="624"/>
+      </w:pPr>
+      <w:r>
+        <w:rPr>
+          <w:sz w:val="20"/>
+        </w:rPr>
+        <w:t>설비에 이미 넘어간 반송지시는 ★취소할 수 없다★(인터페이스에 취소 신호가 없다). 다만 취소할 필요도 없다 - 설비가 지시를 집어든 순간 명령 스트로브는 PLC 가 스스로 내리고, WCS 의 지시 요청도 그때 이미 소비된다. 남는 것은 설비의 물리적 상태뿐이고 그것은 조작반에서 사람이 푼다.</w:t>
+      </w:r>
+    </w:p>
+    <w:p>
+      <w:pPr>
+        <w:pStyle w:val="ListBullet"/>
+        <w:ind w:left="624"/>
+      </w:pPr>
+      <w:r>
+        <w:rPr>
+          <w:sz w:val="20"/>
+        </w:rPr>
+        <w:t>[강제완료] 와 [H/S 배출] 은 쓰임이 다르다. ★강제완료 = 진행 중인 작업★ 을 이어가는 것이고, ★H/S 배출 = 작업이 없는 화물★ 을 내보내는 것이다.</w:t>
+      </w:r>
+    </w:p>
     <w:sectPr>
       <w:pgSz w:w="12240" w:h="15840"/>
       <w:pgMar w:top="1134" w:right="1134" w:bottom="1134" w:left="1134" w:header="720" w:footer="720" w:gutter="0"/>
